--- a/plantilla-factura.docx
+++ b/plantilla-factura.docx
@@ -2,18 +2,6 @@
 <file path=word/document.xml><?xml version="1.0" encoding="utf-8"?>
 <w:document xmlns:wpc="http://schemas.microsoft.com/office/word/2010/wordprocessingCanvas" xmlns:cx="http://schemas.microsoft.com/office/drawing/2014/chartex" xmlns:cx1="http://schemas.microsoft.com/office/drawing/2015/9/8/chartex" xmlns:cx2="http://schemas.microsoft.com/office/drawing/2015/10/21/chartex" xmlns:cx3="http://schemas.microsoft.com/office/drawing/2016/5/9/chartex" xmlns:cx4="http://schemas.microsoft.com/office/drawing/2016/5/10/chartex" xmlns:cx5="http://schemas.microsoft.com/office/drawing/2016/5/11/chartex" xmlns:cx6="http://schemas.microsoft.com/office/drawing/2016/5/12/chartex" xmlns:cx7="http://schemas.microsoft.com/office/drawing/2016/5/13/chartex" xmlns:cx8="http://schemas.microsoft.com/office/drawing/2016/5/14/chartex" xmlns:mc="http://schemas.openxmlformats.org/markup-compatibility/2006" xmlns:aink="http://schemas.microsoft.com/office/drawing/2016/ink" xmlns:am3d="http://schemas.microsoft.com/office/drawing/2017/model3d" xmlns:o="urn:schemas-microsoft-com:office:office" xmlns:oel="http://schemas.microsoft.com/office/2019/extlst" xmlns:r="http://schemas.openxmlformats.org/officeDocument/2006/relationships" xmlns:m="http://schemas.openxmlformats.org/officeDocument/2006/math" xmlns:v="urn:schemas-microsoft-com:vml" xmlns:wp14="http://schemas.microsoft.com/office/word/2010/wordprocessingDrawing" xmlns:wp="http://schemas.openxmlformats.org/drawingml/2006/wordprocessingDrawing" xmlns:w10="urn:schemas-microsoft-com:office:word" xmlns:w="http://schemas.openxmlformats.org/wordprocessingml/2006/main" xmlns:w14="http://schemas.microsoft.com/office/word/2010/wordml" xmlns:w15="http://schemas.microsoft.com/office/word/2012/wordml" xmlns:w16cex="http://schemas.microsoft.com/office/word/2018/wordml/cex" xmlns:w16cid="http://schemas.microsoft.com/office/word/2016/wordml/cid" xmlns:w16="http://schemas.microsoft.com/office/word/2018/wordml" xmlns:w16du="http://schemas.microsoft.com/office/word/2023/wordml/word16du" xmlns:w16sdtdh="http://schemas.microsoft.com/office/word/2020/wordml/sdtdatahash" xmlns:w16sdtfl="http://schemas.microsoft.com/office/word/2024/wordml/sdtformatlock" xmlns:w16se="http://schemas.microsoft.com/office/word/2015/wordml/symex" xmlns:wpg="http://schemas.microsoft.com/office/word/2010/wordprocessingGroup" xmlns:wpi="http://schemas.microsoft.com/office/word/2010/wordprocessingInk" xmlns:wne="http://schemas.microsoft.com/office/word/2006/wordml" xmlns:wps="http://schemas.microsoft.com/office/word/2010/wordprocessingShape" mc:Ignorable="w14 w15 w16se w16cid w16 w16cex w16sdtdh w16sdtfl w16du wp14">
   <w:body>
-    <w:p/>
-    <w:p>
-      <w:pPr>
-        <w:rPr>
-          <w:rFonts w:ascii="HelveticaNeueLT Std" w:hAnsi="HelveticaNeueLT Std"/>
-          <w:b/>
-          <w:bCs w:val="0"/>
-          <w:sz w:val="36"/>
-          <w:szCs w:val="36"/>
-        </w:rPr>
-      </w:pPr>
-    </w:p>
     <w:p/>
     <w:tbl>
       <w:tblPr>
@@ -25,12 +13,12 @@
         <w:tblLook w:val="0000" w:firstRow="0" w:lastRow="0" w:firstColumn="0" w:lastColumn="0" w:noHBand="0" w:noVBand="0"/>
       </w:tblPr>
       <w:tblGrid>
-        <w:gridCol w:w="4530"/>
-        <w:gridCol w:w="458"/>
-        <w:gridCol w:w="1210"/>
-        <w:gridCol w:w="1039"/>
-        <w:gridCol w:w="283"/>
-        <w:gridCol w:w="4250"/>
+        <w:gridCol w:w="4291"/>
+        <w:gridCol w:w="725"/>
+        <w:gridCol w:w="1202"/>
+        <w:gridCol w:w="1300"/>
+        <w:gridCol w:w="272"/>
+        <w:gridCol w:w="3980"/>
       </w:tblGrid>
       <w:tr>
         <w:trPr>
@@ -98,71 +86,73 @@
               </w:rPr>
               <w:t>{{CLIENTE_DIRECCION}}</w:t>
             </w:r>
-            <w:r>
+          </w:p>
+          <w:p>
+            <w:pPr>
               <w:rPr>
                 <w:rFonts w:ascii="Calibri" w:hAnsi="Calibri" w:cs="Calibri"/>
                 <w:b/>
                 <w:color w:val="000000"/>
                 <w:szCs w:val="22"/>
               </w:rPr>
-            </w:r>
-          </w:p>
-          <w:p>
-            <w:pPr>
+            </w:pPr>
+            <w:r>
               <w:rPr>
                 <w:rFonts w:ascii="Calibri" w:hAnsi="Calibri" w:cs="Calibri"/>
                 <w:b/>
                 <w:color w:val="000000"/>
                 <w:szCs w:val="22"/>
               </w:rPr>
-            </w:pPr>
-            <w:r>
+              <w:t>{{CLIENTE_POBLACION}}</w:t>
+            </w:r>
+          </w:p>
+          <w:p>
+            <w:pPr>
               <w:rPr>
                 <w:rFonts w:ascii="Calibri" w:hAnsi="Calibri" w:cs="Calibri"/>
                 <w:b/>
                 <w:color w:val="000000"/>
                 <w:szCs w:val="22"/>
               </w:rPr>
-              <w:t>{{CLIENTE_POBLACION}}</w:t>
-            </w:r>
-          </w:p>
-          <w:p>
-            <w:pPr>
+            </w:pPr>
+            <w:r>
               <w:rPr>
                 <w:rFonts w:ascii="Calibri" w:hAnsi="Calibri" w:cs="Calibri"/>
                 <w:b/>
                 <w:color w:val="000000"/>
                 <w:szCs w:val="22"/>
               </w:rPr>
-            </w:pPr>
-            <w:r>
+              <w:t>{{CLIENTE_CP}}</w:t>
+            </w:r>
+          </w:p>
+          <w:p>
+            <w:pPr>
               <w:rPr>
                 <w:rFonts w:ascii="Calibri" w:hAnsi="Calibri" w:cs="Calibri"/>
                 <w:b/>
                 <w:color w:val="000000"/>
                 <w:szCs w:val="22"/>
               </w:rPr>
-              <w:t>{{CLIENTE_CP}}</w:t>
-            </w:r>
-          </w:p>
-          <w:p>
-            <w:pPr>
+            </w:pPr>
+            <w:r>
               <w:rPr>
                 <w:rFonts w:ascii="Calibri" w:hAnsi="Calibri" w:cs="Calibri"/>
                 <w:b/>
                 <w:color w:val="000000"/>
                 <w:szCs w:val="22"/>
               </w:rPr>
-            </w:pPr>
-            <w:r>
+              <w:t>{{CLIENTE_PROVINCIA}}</w:t>
+            </w:r>
+          </w:p>
+          <w:p>
+            <w:pPr>
               <w:rPr>
                 <w:rFonts w:ascii="Calibri" w:hAnsi="Calibri" w:cs="Calibri"/>
                 <w:b/>
                 <w:color w:val="000000"/>
                 <w:szCs w:val="22"/>
               </w:rPr>
-              <w:t>{{CLIENTE_PROVINCIA}}</w:t>
-            </w:r>
+            </w:pPr>
           </w:p>
           <w:p>
             <w:pPr>
@@ -187,26 +177,6 @@
           <w:p>
             <w:pPr>
               <w:rPr>
-                <w:rFonts w:ascii="Calibri" w:hAnsi="Calibri" w:cs="Calibri"/>
-                <w:b/>
-                <w:color w:val="000000"/>
-                <w:szCs w:val="22"/>
-              </w:rPr>
-            </w:pPr>
-          </w:p>
-          <w:p>
-            <w:pPr>
-              <w:rPr>
-                <w:rFonts w:ascii="Calibri" w:hAnsi="Calibri" w:cs="Calibri"/>
-                <w:b/>
-                <w:color w:val="000000"/>
-                <w:szCs w:val="22"/>
-              </w:rPr>
-            </w:pPr>
-          </w:p>
-          <w:p>
-            <w:pPr>
-              <w:rPr>
                 <w:rFonts w:ascii="AvantGarde Md BT" w:hAnsi="AvantGarde Md BT"/>
               </w:rPr>
             </w:pPr>
@@ -332,7 +302,27 @@
                 <w:bCs w:val="0"/>
                 <w:color w:val="9E0000"/>
               </w:rPr>
-              <w:t xml:space="preserve">   38360 El Sauzal</w:t>
+              <w:t xml:space="preserve">   38360 </w:t>
+            </w:r>
+            <w:proofErr w:type="gramStart"/>
+            <w:r>
+              <w:rPr>
+                <w:rFonts w:ascii="Arial Narrow" w:eastAsia="Arial Unicode MS" w:hAnsi="Arial Narrow" w:cs="Arial Unicode MS"/>
+                <w:b/>
+                <w:bCs w:val="0"/>
+                <w:color w:val="9E0000"/>
+              </w:rPr>
+              <w:t>El</w:t>
+            </w:r>
+            <w:proofErr w:type="gramEnd"/>
+            <w:r>
+              <w:rPr>
+                <w:rFonts w:ascii="Arial Narrow" w:eastAsia="Arial Unicode MS" w:hAnsi="Arial Narrow" w:cs="Arial Unicode MS"/>
+                <w:b/>
+                <w:bCs w:val="0"/>
+                <w:color w:val="9E0000"/>
+              </w:rPr>
+              <w:t xml:space="preserve"> Sauzal</w:t>
             </w:r>
           </w:p>
           <w:p>
@@ -430,41 +420,6 @@
               </w:rPr>
               <w:t xml:space="preserve">                                                                                                           FACTURA {{NUM_FACTURA}}</w:t>
             </w:r>
-            <w:r>
-              <w:rPr>
-                <w:rFonts w:ascii="AvantGarde Md BT" w:hAnsi="AvantGarde Md BT"/>
-                <w:b/>
-                <w:bCs w:val="0"/>
-              </w:rPr>
-            </w:r>
-            <w:r>
-              <w:rPr>
-                <w:rFonts w:ascii="AvantGarde Md BT" w:hAnsi="AvantGarde Md BT"/>
-                <w:b/>
-                <w:bCs w:val="0"/>
-              </w:rPr>
-            </w:r>
-            <w:r>
-              <w:rPr>
-                <w:rFonts w:ascii="AvantGarde Md BT" w:hAnsi="AvantGarde Md BT"/>
-                <w:b/>
-                <w:bCs w:val="0"/>
-              </w:rPr>
-            </w:r>
-            <w:r>
-              <w:rPr>
-                <w:rFonts w:ascii="AvantGarde Md BT" w:hAnsi="AvantGarde Md BT"/>
-                <w:b/>
-                <w:bCs w:val="0"/>
-              </w:rPr>
-            </w:r>
-            <w:r>
-              <w:rPr>
-                <w:rFonts w:ascii="AvantGarde Md BT" w:hAnsi="AvantGarde Md BT"/>
-                <w:b/>
-                <w:bCs w:val="0"/>
-              </w:rPr>
-            </w:r>
           </w:p>
         </w:tc>
         <w:tc>
@@ -509,7 +464,7 @@
           </w:tcPr>
           <w:p>
             <w:pPr>
-              <w:pStyle w:val="Encabezado"/>
+              <w:pStyle w:val="Header"/>
               <w:tabs>
                 <w:tab w:val="clear" w:pos="4252"/>
                 <w:tab w:val="clear" w:pos="8504"/>
@@ -523,56 +478,6 @@
                 <w:rFonts w:ascii="AvantGarde Md BT" w:hAnsi="AvantGarde Md BT"/>
               </w:rPr>
               <w:t>{{FECHA}}</w:t>
-            </w:r>
-            <w:r>
-              <w:rPr>
-                <w:rFonts w:ascii="AvantGarde Md BT" w:hAnsi="AvantGarde Md BT"/>
-              </w:rPr>
-            </w:r>
-            <w:r>
-              <w:rPr>
-                <w:rFonts w:ascii="AvantGarde Md BT" w:hAnsi="AvantGarde Md BT"/>
-              </w:rPr>
-            </w:r>
-            <w:r>
-              <w:rPr>
-                <w:rFonts w:ascii="AvantGarde Md BT" w:hAnsi="AvantGarde Md BT"/>
-              </w:rPr>
-            </w:r>
-            <w:r>
-              <w:rPr>
-                <w:rFonts w:ascii="AvantGarde Md BT" w:hAnsi="AvantGarde Md BT"/>
-              </w:rPr>
-            </w:r>
-            <w:r>
-              <w:rPr>
-                <w:rFonts w:ascii="AvantGarde Md BT" w:hAnsi="AvantGarde Md BT"/>
-              </w:rPr>
-            </w:r>
-            <w:r>
-              <w:rPr>
-                <w:rFonts w:ascii="AvantGarde Md BT" w:hAnsi="AvantGarde Md BT"/>
-              </w:rPr>
-            </w:r>
-            <w:r>
-              <w:rPr>
-                <w:rFonts w:ascii="AvantGarde Md BT" w:hAnsi="AvantGarde Md BT"/>
-              </w:rPr>
-            </w:r>
-            <w:r>
-              <w:rPr>
-                <w:rFonts w:ascii="AvantGarde Md BT" w:hAnsi="AvantGarde Md BT"/>
-              </w:rPr>
-            </w:r>
-            <w:r>
-              <w:rPr>
-                <w:rFonts w:ascii="AvantGarde Md BT" w:hAnsi="AvantGarde Md BT"/>
-              </w:rPr>
-            </w:r>
-            <w:r>
-              <w:rPr>
-                <w:rFonts w:ascii="AvantGarde Md BT" w:hAnsi="AvantGarde Md BT"/>
-              </w:rPr>
             </w:r>
           </w:p>
         </w:tc>
@@ -644,7 +549,7 @@
           </w:tcPr>
           <w:p>
             <w:pPr>
-              <w:pStyle w:val="Encabezado"/>
+              <w:pStyle w:val="Header"/>
               <w:tabs>
                 <w:tab w:val="clear" w:pos="4252"/>
                 <w:tab w:val="clear" w:pos="8504"/>
@@ -719,7 +624,7 @@
           </w:tcPr>
           <w:p>
             <w:pPr>
-              <w:pStyle w:val="Encabezado"/>
+              <w:pStyle w:val="Header"/>
               <w:tabs>
                 <w:tab w:val="clear" w:pos="4252"/>
                 <w:tab w:val="clear" w:pos="8504"/>
@@ -735,114 +640,7 @@
           </w:p>
           <w:p>
             <w:pPr>
-              <w:pStyle w:val="Encabezado"/>
-              <w:tabs>
-                <w:tab w:val="clear" w:pos="4252"/>
-                <w:tab w:val="clear" w:pos="8504"/>
-              </w:tabs>
-              <w:rPr>
-                <w:b/>
-                <w:bCs w:val="0"/>
-              </w:rPr>
-            </w:pPr>
-            <w:r>
-              <w:rPr>
-                <w:b/>
-                <w:bCs w:val="0"/>
-              </w:rPr>
-            </w:r>
-            <w:r>
-              <w:rPr>
-                <w:b/>
-                <w:bCs w:val="0"/>
-              </w:rPr>
-            </w:r>
-            <w:r>
-              <w:rPr>
-                <w:b/>
-                <w:bCs w:val="0"/>
-              </w:rPr>
-            </w:r>
-            <w:r>
-              <w:rPr>
-                <w:b/>
-                <w:bCs w:val="0"/>
-              </w:rPr>
-            </w:r>
-          </w:p>
-          <w:p>
-            <w:pPr>
-              <w:pStyle w:val="Encabezado"/>
-              <w:tabs>
-                <w:tab w:val="clear" w:pos="4252"/>
-                <w:tab w:val="clear" w:pos="8504"/>
-              </w:tabs>
-              <w:rPr>
-                <w:b/>
-                <w:bCs w:val="0"/>
-              </w:rPr>
-            </w:pPr>
-            <w:r>
-              <w:rPr>
-                <w:b/>
-                <w:bCs w:val="0"/>
-              </w:rPr>
-            </w:r>
-          </w:p>
-          <w:p>
-            <w:pPr>
-              <w:pStyle w:val="Encabezado"/>
-              <w:tabs>
-                <w:tab w:val="clear" w:pos="4252"/>
-                <w:tab w:val="clear" w:pos="8504"/>
-              </w:tabs>
-              <w:rPr>
-                <w:b/>
-                <w:bCs w:val="0"/>
-              </w:rPr>
-            </w:pPr>
-            <w:r>
-              <w:rPr>
-                <w:b/>
-                <w:bCs w:val="0"/>
-              </w:rPr>
-            </w:r>
-          </w:p>
-          <w:p>
-            <w:pPr>
-              <w:pStyle w:val="Encabezado"/>
-              <w:tabs>
-                <w:tab w:val="clear" w:pos="4252"/>
-                <w:tab w:val="clear" w:pos="8504"/>
-              </w:tabs>
-              <w:rPr>
-                <w:b/>
-                <w:bCs w:val="0"/>
-              </w:rPr>
-            </w:pPr>
-            <w:r>
-              <w:rPr>
-                <w:b/>
-                <w:bCs w:val="0"/>
-              </w:rPr>
-            </w:r>
-          </w:p>
-          <w:p>
-            <w:pPr>
-              <w:pStyle w:val="Encabezado"/>
-              <w:tabs>
-                <w:tab w:val="clear" w:pos="4252"/>
-                <w:tab w:val="clear" w:pos="8504"/>
-              </w:tabs>
-              <w:rPr>
-                <w:b/>
-                <w:bCs w:val="0"/>
-              </w:rPr>
-            </w:pPr>
-          </w:p>
-          <w:p>
-            <w:pPr>
-              <w:pStyle w:val="Encabezado"/>
+              <w:pStyle w:val="Header"/>
               <w:tabs>
                 <w:tab w:val="clear" w:pos="4252"/>
                 <w:tab w:val="clear" w:pos="8504"/>
@@ -884,7 +682,7 @@
           </w:tcPr>
           <w:p>
             <w:pPr>
-              <w:pStyle w:val="Encabezado"/>
+              <w:pStyle w:val="Header"/>
               <w:rPr>
                 <w:rFonts w:ascii="AvantGarde Md BT" w:hAnsi="AvantGarde Md BT"/>
               </w:rPr>
@@ -1050,7 +848,7 @@
           </w:tcPr>
           <w:p>
             <w:pPr>
-              <w:pStyle w:val="Encabezado"/>
+              <w:pStyle w:val="Header"/>
               <w:tabs>
                 <w:tab w:val="clear" w:pos="4252"/>
                 <w:tab w:val="clear" w:pos="8504"/>
@@ -1109,7 +907,7 @@
           </w:tcPr>
           <w:p>
             <w:pPr>
-              <w:pStyle w:val="Encabezado"/>
+              <w:pStyle w:val="Header"/>
               <w:tabs>
                 <w:tab w:val="clear" w:pos="4252"/>
                 <w:tab w:val="clear" w:pos="8504"/>
@@ -1128,34 +926,6 @@
               </w:rPr>
               <w:t>{{DESC_LINEA}}</w:t>
             </w:r>
-            <w:r>
-              <w:rPr>
-                <w:rFonts w:ascii="AvantGarde Md BT" w:hAnsi="AvantGarde Md BT"/>
-                <w:b/>
-                <w:bCs w:val="0"/>
-              </w:rPr>
-            </w:r>
-            <w:r>
-              <w:rPr>
-                <w:rFonts w:ascii="AvantGarde Md BT" w:hAnsi="AvantGarde Md BT"/>
-                <w:b/>
-                <w:bCs w:val="0"/>
-              </w:rPr>
-            </w:r>
-            <w:r>
-              <w:rPr>
-                <w:rFonts w:ascii="AvantGarde Md BT" w:hAnsi="AvantGarde Md BT"/>
-                <w:b/>
-                <w:bCs w:val="0"/>
-              </w:rPr>
-            </w:r>
-            <w:r>
-              <w:rPr>
-                <w:rFonts w:ascii="AvantGarde Md BT" w:hAnsi="AvantGarde Md BT"/>
-                <w:b/>
-                <w:bCs w:val="0"/>
-              </w:rPr>
-            </w:r>
           </w:p>
         </w:tc>
         <w:tc>
@@ -1214,13 +984,6 @@
               </w:rPr>
               <w:t>{{PRECIO}}</w:t>
             </w:r>
-            <w:r>
-              <w:rPr>
-                <w:rFonts w:ascii="AvantGarde Md BT" w:hAnsi="AvantGarde Md BT"/>
-                <w:b/>
-                <w:bCs w:val="0"/>
-              </w:rPr>
-            </w:r>
           </w:p>
         </w:tc>
         <w:tc>
@@ -1249,20 +1012,6 @@
                 <w:bCs w:val="0"/>
               </w:rPr>
               <w:t>{{IMPORTE}}</w:t>
-            </w:r>
-            <w:r>
-              <w:rPr>
-                <w:rFonts w:ascii="AvantGarde Md BT" w:hAnsi="AvantGarde Md BT"/>
-                <w:b/>
-                <w:bCs w:val="0"/>
-              </w:rPr>
-            </w:r>
-            <w:r>
-              <w:rPr>
-                <w:rFonts w:ascii="AvantGarde Md BT" w:hAnsi="AvantGarde Md BT"/>
-                <w:b/>
-                <w:bCs w:val="0"/>
-              </w:rPr>
             </w:r>
           </w:p>
         </w:tc>
@@ -1478,27 +1227,6 @@
               </w:rPr>
               <w:t>{{TOTAL}}</w:t>
             </w:r>
-            <w:r>
-              <w:rPr>
-                <w:rFonts w:ascii="AvantGarde Md BT" w:hAnsi="AvantGarde Md BT"/>
-                <w:b/>
-                <w:bCs w:val="0"/>
-              </w:rPr>
-            </w:r>
-            <w:r>
-              <w:rPr>
-                <w:rFonts w:ascii="AvantGarde Md BT" w:hAnsi="AvantGarde Md BT"/>
-                <w:b/>
-                <w:bCs w:val="0"/>
-              </w:rPr>
-            </w:r>
-            <w:r>
-              <w:rPr>
-                <w:rFonts w:ascii="AvantGarde Md BT" w:hAnsi="AvantGarde Md BT"/>
-                <w:b/>
-                <w:bCs w:val="0"/>
-              </w:rPr>
-            </w:r>
           </w:p>
         </w:tc>
         <w:tc>
@@ -1564,7 +1292,7 @@
           </w:tcPr>
           <w:p>
             <w:pPr>
-              <w:pStyle w:val="Encabezado"/>
+              <w:pStyle w:val="Header"/>
               <w:tabs>
                 <w:tab w:val="clear" w:pos="4252"/>
                 <w:tab w:val="clear" w:pos="8504"/>
@@ -1624,7 +1352,7 @@
           </w:tcPr>
           <w:p>
             <w:pPr>
-              <w:pStyle w:val="Encabezado"/>
+              <w:pStyle w:val="Header"/>
               <w:tabs>
                 <w:tab w:val="clear" w:pos="4252"/>
                 <w:tab w:val="clear" w:pos="8504"/>
@@ -1688,7 +1416,7 @@
           </w:tcPr>
           <w:p>
             <w:pPr>
-              <w:pStyle w:val="Encabezado"/>
+              <w:pStyle w:val="Header"/>
               <w:tabs>
                 <w:tab w:val="clear" w:pos="4252"/>
                 <w:tab w:val="clear" w:pos="8504"/>
@@ -1737,8 +1465,16 @@
               <w:rPr>
                 <w:rFonts w:ascii="AvantGarde Md BT" w:hAnsi="AvantGarde Md BT"/>
               </w:rPr>
-              <w:t>Por ESTUDIOS DEL TERRENO  S.L.</w:t>
-            </w:r>
+              <w:t xml:space="preserve">Por ESTUDIOS DEL </w:t>
+            </w:r>
+            <w:proofErr w:type="gramStart"/>
+            <w:r>
+              <w:rPr>
+                <w:rFonts w:ascii="AvantGarde Md BT" w:hAnsi="AvantGarde Md BT"/>
+              </w:rPr>
+              <w:t>TERRENO  S.L.</w:t>
+            </w:r>
+            <w:proofErr w:type="gramEnd"/>
           </w:p>
         </w:tc>
         <w:tc>
@@ -1798,7 +1534,7 @@
                           </pic:cNvPicPr>
                         </pic:nvPicPr>
                         <pic:blipFill>
-                          <a:blip r:embed="rId6">
+                          <a:blip r:embed="rId9">
                             <a:extLst>
                               <a:ext uri="{28A0092B-C50C-407E-A947-70E740481C1C}">
                                 <a14:useLocalDpi xmlns:a14="http://schemas.microsoft.com/office/drawing/2010/main" val="0"/>
@@ -1851,7 +1587,7 @@
                           </pic:cNvPicPr>
                         </pic:nvPicPr>
                         <pic:blipFill>
-                          <a:blip r:embed="rId7">
+                          <a:blip r:embed="rId10">
                             <a:extLst>
                               <a:ext uri="{28A0092B-C50C-407E-A947-70E740481C1C}">
                                 <a14:useLocalDpi xmlns:a14="http://schemas.microsoft.com/office/drawing/2010/main" val="0"/>
@@ -1999,8 +1735,8 @@
     </w:tbl>
     <w:p/>
     <w:sectPr>
-      <w:headerReference w:type="default" r:id="rId8"/>
-      <w:footerReference w:type="default" r:id="rId9"/>
+      <w:headerReference w:type="default" r:id="rId11"/>
+      <w:footerReference w:type="default" r:id="rId12"/>
       <w:pgSz w:w="11906" w:h="16838"/>
       <w:pgMar w:top="1417" w:right="1701" w:bottom="1079" w:left="1701" w:header="708" w:footer="708" w:gutter="0"/>
       <w:cols w:space="708"/>
@@ -2033,7 +1769,7 @@
 <w:ftr xmlns:wpc="http://schemas.microsoft.com/office/word/2010/wordprocessingCanvas" xmlns:cx="http://schemas.microsoft.com/office/drawing/2014/chartex" xmlns:cx1="http://schemas.microsoft.com/office/drawing/2015/9/8/chartex" xmlns:cx2="http://schemas.microsoft.com/office/drawing/2015/10/21/chartex" xmlns:cx3="http://schemas.microsoft.com/office/drawing/2016/5/9/chartex" xmlns:cx4="http://schemas.microsoft.com/office/drawing/2016/5/10/chartex" xmlns:cx5="http://schemas.microsoft.com/office/drawing/2016/5/11/chartex" xmlns:cx6="http://schemas.microsoft.com/office/drawing/2016/5/12/chartex" xmlns:cx7="http://schemas.microsoft.com/office/drawing/2016/5/13/chartex" xmlns:cx8="http://schemas.microsoft.com/office/drawing/2016/5/14/chartex" xmlns:mc="http://schemas.openxmlformats.org/markup-compatibility/2006" xmlns:aink="http://schemas.microsoft.com/office/drawing/2016/ink" xmlns:am3d="http://schemas.microsoft.com/office/drawing/2017/model3d" xmlns:o="urn:schemas-microsoft-com:office:office" xmlns:oel="http://schemas.microsoft.com/office/2019/extlst" xmlns:r="http://schemas.openxmlformats.org/officeDocument/2006/relationships" xmlns:m="http://schemas.openxmlformats.org/officeDocument/2006/math" xmlns:v="urn:schemas-microsoft-com:vml" xmlns:wp14="http://schemas.microsoft.com/office/word/2010/wordprocessingDrawing" xmlns:wp="http://schemas.openxmlformats.org/drawingml/2006/wordprocessingDrawing" xmlns:w10="urn:schemas-microsoft-com:office:word" xmlns:w="http://schemas.openxmlformats.org/wordprocessingml/2006/main" xmlns:w14="http://schemas.microsoft.com/office/word/2010/wordml" xmlns:w15="http://schemas.microsoft.com/office/word/2012/wordml" xmlns:w16cex="http://schemas.microsoft.com/office/word/2018/wordml/cex" xmlns:w16cid="http://schemas.microsoft.com/office/word/2016/wordml/cid" xmlns:w16="http://schemas.microsoft.com/office/word/2018/wordml" xmlns:w16du="http://schemas.microsoft.com/office/word/2023/wordml/word16du" xmlns:w16sdtdh="http://schemas.microsoft.com/office/word/2020/wordml/sdtdatahash" xmlns:w16sdtfl="http://schemas.microsoft.com/office/word/2024/wordml/sdtformatlock" xmlns:w16se="http://schemas.microsoft.com/office/word/2015/wordml/symex" xmlns:wpg="http://schemas.microsoft.com/office/word/2010/wordprocessingGroup" xmlns:wpi="http://schemas.microsoft.com/office/word/2010/wordprocessingInk" xmlns:wne="http://schemas.microsoft.com/office/word/2006/wordml" xmlns:wps="http://schemas.microsoft.com/office/word/2010/wordprocessingShape" mc:Ignorable="w14 w15 w16se w16cid w16 w16cex w16sdtdh w16sdtfl w16du wp14">
   <w:p>
     <w:pPr>
-      <w:pStyle w:val="Piedepgina"/>
+      <w:pStyle w:val="Footer"/>
     </w:pPr>
     <w:r>
       <w:rPr>
@@ -2193,7 +1929,7 @@
         <v:shape id="_x0000_s1025" type="#_x0000_t75" style="position:absolute;margin-left:-99pt;margin-top:-12pt;width:666pt;height:90pt;z-index:251657216;mso-position-horizontal-relative:text;mso-position-vertical-relative:text">
           <v:imagedata r:id="rId1" o:title=""/>
         </v:shape>
-        <o:OLEObject Type="Embed" ProgID="Word.Document.8" ShapeID="_x0000_s1025" DrawAspect="Content" ObjectID="_1834660035" r:id="rId2">
+        <o:OLEObject Type="Embed" ProgID="Word.Document.8" ShapeID="_x0000_s1025" DrawAspect="Content" ObjectID="_1844364536" r:id="rId2">
           <o:FieldCodes>\s</o:FieldCodes>
         </o:OLEObject>
       </w:object>
@@ -2242,8 +1978,7 @@
     </w:tblPr>
     <w:tblGrid>
       <w:gridCol w:w="2659"/>
-      <w:gridCol w:w="2804"/>
-      <w:gridCol w:w="937"/>
+      <w:gridCol w:w="3741"/>
       <w:gridCol w:w="2891"/>
       <w:gridCol w:w="2771"/>
     </w:tblGrid>
@@ -2253,7 +1988,7 @@
       </w:trPr>
       <w:tc>
         <w:tcPr>
-          <w:tcW w:w="2694" w:type="dxa"/>
+          <w:tcW w:w="2659" w:type="dxa"/>
           <w:tcBorders>
             <w:top w:val="nil"/>
             <w:left w:val="nil"/>
@@ -2263,7 +1998,7 @@
         </w:tcPr>
         <w:p>
           <w:pPr>
-            <w:pStyle w:val="Encabezado"/>
+            <w:pStyle w:val="Header"/>
           </w:pPr>
           <w:r>
             <w:rPr>
@@ -2336,8 +2071,7 @@
       </w:tc>
       <w:tc>
         <w:tcPr>
-          <w:tcW w:w="3752" w:type="dxa"/>
-          <w:gridSpan w:val="2"/>
+          <w:tcW w:w="3741" w:type="dxa"/>
           <w:tcBorders>
             <w:top w:val="nil"/>
             <w:left w:val="nil"/>
@@ -2347,7 +2081,7 @@
         </w:tcPr>
         <w:p>
           <w:pPr>
-            <w:pStyle w:val="Encabezado"/>
+            <w:pStyle w:val="Header"/>
           </w:pPr>
           <w:r>
             <w:rPr>
@@ -2437,7 +2171,7 @@
       </w:tc>
       <w:tc>
         <w:tcPr>
-          <w:tcW w:w="2808" w:type="dxa"/>
+          <w:tcW w:w="2891" w:type="dxa"/>
           <w:tcBorders>
             <w:top w:val="nil"/>
             <w:left w:val="nil"/>
@@ -2447,7 +2181,7 @@
         </w:tcPr>
         <w:p>
           <w:pPr>
-            <w:pStyle w:val="Encabezado"/>
+            <w:pStyle w:val="Header"/>
             <w:jc w:val="center"/>
           </w:pPr>
           <w:hyperlink r:id="rId3" w:history="1">
@@ -2458,7 +2192,7 @@
         </w:p>
         <w:p>
           <w:pPr>
-            <w:pStyle w:val="Encabezado"/>
+            <w:pStyle w:val="Header"/>
             <w:jc w:val="center"/>
           </w:pPr>
           <w:hyperlink r:id="rId4" w:history="1">
@@ -2469,7 +2203,7 @@
         </w:p>
         <w:p>
           <w:pPr>
-            <w:pStyle w:val="Encabezado"/>
+            <w:pStyle w:val="Header"/>
             <w:jc w:val="center"/>
           </w:pPr>
           <w:hyperlink r:id="rId5" w:history="1">
@@ -2480,7 +2214,7 @@
         </w:p>
         <w:p>
           <w:pPr>
-            <w:pStyle w:val="Encabezado"/>
+            <w:pStyle w:val="Header"/>
             <w:jc w:val="center"/>
           </w:pPr>
           <w:r>
@@ -2490,7 +2224,7 @@
       </w:tc>
       <w:tc>
         <w:tcPr>
-          <w:tcW w:w="2808" w:type="dxa"/>
+          <w:tcW w:w="2771" w:type="dxa"/>
           <w:tcBorders>
             <w:top w:val="nil"/>
             <w:left w:val="nil"/>
@@ -2500,133 +2234,7 @@
         </w:tcPr>
         <w:p>
           <w:pPr>
-            <w:pStyle w:val="Encabezado"/>
-          </w:pPr>
-        </w:p>
-      </w:tc>
-    </w:tr>
-    <w:tr>
-      <w:trPr>
-        <w:cantSplit/>
-        <w:trHeight w:val="251"/>
-      </w:trPr>
-      <w:tc>
-        <w:tcPr>
-          <w:tcW w:w="2694" w:type="dxa"/>
-          <w:tcBorders>
-            <w:top w:val="nil"/>
-            <w:left w:val="nil"/>
-            <w:bottom w:val="nil"/>
-            <w:right w:val="nil"/>
-          </w:tcBorders>
-        </w:tcPr>
-        <w:p>
-          <w:pPr>
-            <w:pStyle w:val="Encabezado"/>
-          </w:pPr>
-        </w:p>
-      </w:tc>
-      <w:tc>
-        <w:tcPr>
-          <w:tcW w:w="2808" w:type="dxa"/>
-          <w:tcBorders>
-            <w:top w:val="nil"/>
-            <w:left w:val="nil"/>
-            <w:bottom w:val="nil"/>
-            <w:right w:val="nil"/>
-          </w:tcBorders>
-        </w:tcPr>
-        <w:p>
-          <w:pPr>
-            <w:pStyle w:val="Encabezado"/>
-            <w:rPr>
-              <w:color w:val="C00000"/>
-            </w:rPr>
-          </w:pPr>
-        </w:p>
-      </w:tc>
-      <w:tc>
-        <w:tcPr>
-          <w:tcW w:w="6560" w:type="dxa"/>
-          <w:gridSpan w:val="3"/>
-          <w:tcBorders>
-            <w:top w:val="nil"/>
-            <w:left w:val="nil"/>
-            <w:bottom w:val="nil"/>
-            <w:right w:val="nil"/>
-          </w:tcBorders>
-        </w:tcPr>
-        <w:p>
-          <w:pPr>
-            <w:pStyle w:val="Encabezado"/>
-            <w:rPr>
-              <w:color w:val="C00000"/>
-            </w:rPr>
-          </w:pPr>
-        </w:p>
-      </w:tc>
-    </w:tr>
-    <w:tr>
-      <w:trPr>
-        <w:cantSplit/>
-        <w:trHeight w:val="33"/>
-      </w:trPr>
-      <w:tc>
-        <w:tcPr>
-          <w:tcW w:w="2694" w:type="dxa"/>
-          <w:tcBorders>
-            <w:top w:val="nil"/>
-            <w:left w:val="nil"/>
-            <w:bottom w:val="nil"/>
-            <w:right w:val="nil"/>
-          </w:tcBorders>
-        </w:tcPr>
-        <w:p>
-          <w:pPr>
-            <w:pStyle w:val="Encabezado"/>
-          </w:pPr>
-        </w:p>
-      </w:tc>
-      <w:tc>
-        <w:tcPr>
-          <w:tcW w:w="2808" w:type="dxa"/>
-          <w:tcBorders>
-            <w:top w:val="nil"/>
-            <w:left w:val="nil"/>
-            <w:bottom w:val="nil"/>
-            <w:right w:val="nil"/>
-          </w:tcBorders>
-        </w:tcPr>
-        <w:p>
-          <w:pPr>
-            <w:pStyle w:val="Encabezado"/>
-            <w:tabs>
-              <w:tab w:val="clear" w:pos="4252"/>
-            </w:tabs>
-            <w:rPr>
-              <w:color w:val="C00000"/>
-            </w:rPr>
-          </w:pPr>
-        </w:p>
-      </w:tc>
-      <w:tc>
-        <w:tcPr>
-          <w:tcW w:w="6560" w:type="dxa"/>
-          <w:gridSpan w:val="3"/>
-          <w:tcBorders>
-            <w:top w:val="nil"/>
-            <w:left w:val="nil"/>
-            <w:bottom w:val="nil"/>
-            <w:right w:val="nil"/>
-          </w:tcBorders>
-        </w:tcPr>
-        <w:p>
-          <w:pPr>
-            <w:pStyle w:val="Encabezado"/>
-            <w:jc w:val="center"/>
-            <w:rPr>
-              <w:color w:val="C00000"/>
-            </w:rPr>
+            <w:pStyle w:val="Header"/>
           </w:pPr>
         </w:p>
       </w:tc>
@@ -2634,7 +2242,7 @@
   </w:tbl>
   <w:p>
     <w:pPr>
-      <w:pStyle w:val="Encabezado"/>
+      <w:pStyle w:val="Header"/>
     </w:pPr>
   </w:p>
 </w:hdr>
@@ -3038,13 +2646,13 @@
       <w:szCs w:val="24"/>
     </w:rPr>
   </w:style>
-  <w:style w:type="character" w:default="1" w:styleId="Fuentedeprrafopredeter">
+  <w:style w:type="character" w:default="1" w:styleId="DefaultParagraphFont">
     <w:name w:val="Default Paragraph Font"/>
     <w:uiPriority w:val="1"/>
     <w:semiHidden/>
     <w:unhideWhenUsed/>
   </w:style>
-  <w:style w:type="table" w:default="1" w:styleId="Tablanormal">
+  <w:style w:type="table" w:default="1" w:styleId="TableNormal">
     <w:name w:val="Normal Table"/>
     <w:uiPriority w:val="99"/>
     <w:semiHidden/>
@@ -3059,13 +2667,13 @@
       </w:tblCellMar>
     </w:tblPr>
   </w:style>
-  <w:style w:type="numbering" w:default="1" w:styleId="Sinlista">
+  <w:style w:type="numbering" w:default="1" w:styleId="NoList">
     <w:name w:val="No List"/>
     <w:uiPriority w:val="99"/>
     <w:semiHidden/>
     <w:unhideWhenUsed/>
   </w:style>
-  <w:style w:type="paragraph" w:styleId="Encabezado">
+  <w:style w:type="paragraph" w:styleId="Header">
     <w:name w:val="header"/>
     <w:basedOn w:val="Normal"/>
     <w:semiHidden/>
@@ -3076,7 +2684,7 @@
       </w:tabs>
     </w:pPr>
   </w:style>
-  <w:style w:type="paragraph" w:styleId="Piedepgina">
+  <w:style w:type="paragraph" w:styleId="Footer">
     <w:name w:val="footer"/>
     <w:basedOn w:val="Normal"/>
     <w:semiHidden/>
@@ -3087,9 +2695,9 @@
       </w:tabs>
     </w:pPr>
   </w:style>
-  <w:style w:type="character" w:styleId="Hipervnculo">
+  <w:style w:type="character" w:styleId="Hyperlink">
     <w:name w:val="Hyperlink"/>
-    <w:basedOn w:val="Fuentedeprrafopredeter"/>
+    <w:basedOn w:val="DefaultParagraphFont"/>
     <w:uiPriority w:val="99"/>
     <w:unhideWhenUsed/>
     <w:rsid w:val="00C871CF"/>
@@ -3098,9 +2706,9 @@
       <w:u w:val="single"/>
     </w:rPr>
   </w:style>
-  <w:style w:type="character" w:styleId="Mencinsinresolver">
+  <w:style w:type="character" w:styleId="UnresolvedMention">
     <w:name w:val="Unresolved Mention"/>
-    <w:basedOn w:val="Fuentedeprrafopredeter"/>
+    <w:basedOn w:val="DefaultParagraphFont"/>
     <w:uiPriority w:val="99"/>
     <w:semiHidden/>
     <w:unhideWhenUsed/>
@@ -3409,6 +3017,26 @@
 </file>
 
 <file path=customXml/item1.xml><?xml version="1.0" encoding="utf-8"?>
+<p:properties xmlns:p="http://schemas.microsoft.com/office/2006/metadata/properties" xmlns:xsi="http://www.w3.org/2001/XMLSchema-instance" xmlns:pc="http://schemas.microsoft.com/office/infopath/2007/PartnerControls">
+  <documentManagement>
+    <TaxCatchAll xmlns="073d16a0-ed37-48c4-8a34-5dffb29779e5" xsi:nil="true"/>
+    <lcf76f155ced4ddcb4097134ff3c332f xmlns="afe800c1-764f-472c-b5fc-24f3037bfbbe">
+      <Terms xmlns="http://schemas.microsoft.com/office/infopath/2007/PartnerControls"/>
+    </lcf76f155ced4ddcb4097134ff3c332f>
+  </documentManagement>
+</p:properties>
+</file>
+
+<file path=customXml/item2.xml><?xml version="1.0" encoding="utf-8"?>
+<?mso-contentType ?>
+<FormTemplates xmlns="http://schemas.microsoft.com/sharepoint/v3/contenttype/forms">
+  <Display>DocumentLibraryForm</Display>
+  <Edit>DocumentLibraryForm</Edit>
+  <New>DocumentLibraryForm</New>
+</FormTemplates>
+</file>
+
+<file path=customXml/item3.xml><?xml version="1.0" encoding="utf-8"?>
 <ct:contentTypeSchema xmlns:ct="http://schemas.microsoft.com/office/2006/metadata/contentType" xmlns:ma="http://schemas.microsoft.com/office/2006/metadata/properties/metaAttributes" ct:_="" ma:_="" ma:contentTypeName="Documento" ma:contentTypeID="0x01010003F10A0FF1AA624CAECEBA36E5B65391" ma:contentTypeVersion="12" ma:contentTypeDescription="Crear nuevo documento." ma:contentTypeScope="" ma:versionID="fe8f2fb48e1da5b87b429633548bce51">
   <xsd:schema xmlns:xsd="http://www.w3.org/2001/XMLSchema" xmlns:xs="http://www.w3.org/2001/XMLSchema" xmlns:p="http://schemas.microsoft.com/office/2006/metadata/properties" xmlns:ns2="afe800c1-764f-472c-b5fc-24f3037bfbbe" xmlns:ns3="073d16a0-ed37-48c4-8a34-5dffb29779e5" targetNamespace="http://schemas.microsoft.com/office/2006/metadata/properties" ma:root="true" ma:fieldsID="9aa0f0a6b605084a5d3a84e7a4389dc1" ns2:_="" ns3:_="">
     <xsd:import namespace="afe800c1-764f-472c-b5fc-24f3037bfbbe"/>
@@ -3609,34 +3237,40 @@
 </ct:contentTypeSchema>
 </file>
 
-<file path=customXml/item2.xml><?xml version="1.0" encoding="utf-8"?>
-<?mso-contentType ?>
-<FormTemplates xmlns="http://schemas.microsoft.com/sharepoint/v3/contenttype/forms">
-  <Display>DocumentLibraryForm</Display>
-  <Edit>DocumentLibraryForm</Edit>
-  <New>DocumentLibraryForm</New>
-</FormTemplates>
-</file>
-
-<file path=customXml/item3.xml><?xml version="1.0" encoding="utf-8"?>
-<p:properties xmlns:p="http://schemas.microsoft.com/office/2006/metadata/properties" xmlns:xsi="http://www.w3.org/2001/XMLSchema-instance" xmlns:pc="http://schemas.microsoft.com/office/infopath/2007/PartnerControls">
-  <documentManagement>
-    <TaxCatchAll xmlns="073d16a0-ed37-48c4-8a34-5dffb29779e5" xsi:nil="true"/>
-    <lcf76f155ced4ddcb4097134ff3c332f xmlns="afe800c1-764f-472c-b5fc-24f3037bfbbe">
-      <Terms xmlns="http://schemas.microsoft.com/office/infopath/2007/PartnerControls"/>
-    </lcf76f155ced4ddcb4097134ff3c332f>
-  </documentManagement>
-</p:properties>
-</file>
-
 <file path=customXml/itemProps1.xml><?xml version="1.0" encoding="utf-8"?>
-<ds:datastoreItem xmlns:ds="http://schemas.openxmlformats.org/officeDocument/2006/customXml" ds:itemID="{ADC3B67C-622B-4789-BEBA-4AB35FEC70F7}"/>
+<ds:datastoreItem xmlns:ds="http://schemas.openxmlformats.org/officeDocument/2006/customXml" ds:itemID="{DAFCC490-20AD-40C7-B7B1-E5DFB161F5F2}">
+  <ds:schemaRefs>
+    <ds:schemaRef ds:uri="http://schemas.microsoft.com/office/2006/metadata/properties"/>
+    <ds:schemaRef ds:uri="http://schemas.microsoft.com/office/infopath/2007/PartnerControls"/>
+    <ds:schemaRef ds:uri="073d16a0-ed37-48c4-8a34-5dffb29779e5"/>
+    <ds:schemaRef ds:uri="afe800c1-764f-472c-b5fc-24f3037bfbbe"/>
+  </ds:schemaRefs>
+</ds:datastoreItem>
 </file>
 
 <file path=customXml/itemProps2.xml><?xml version="1.0" encoding="utf-8"?>
-<ds:datastoreItem xmlns:ds="http://schemas.openxmlformats.org/officeDocument/2006/customXml" ds:itemID="{9F7E68A7-3432-4CB4-9D63-BD5FA6A1958F}"/>
+<ds:datastoreItem xmlns:ds="http://schemas.openxmlformats.org/officeDocument/2006/customXml" ds:itemID="{9F7E68A7-3432-4CB4-9D63-BD5FA6A1958F}">
+  <ds:schemaRefs>
+    <ds:schemaRef ds:uri="http://schemas.microsoft.com/sharepoint/v3/contenttype/forms"/>
+  </ds:schemaRefs>
+</ds:datastoreItem>
 </file>
 
 <file path=customXml/itemProps3.xml><?xml version="1.0" encoding="utf-8"?>
-<ds:datastoreItem xmlns:ds="http://schemas.openxmlformats.org/officeDocument/2006/customXml" ds:itemID="{DAFCC490-20AD-40C7-B7B1-E5DFB161F5F2}"/>
+<ds:datastoreItem xmlns:ds="http://schemas.openxmlformats.org/officeDocument/2006/customXml" ds:itemID="{ADC3B67C-622B-4789-BEBA-4AB35FEC70F7}">
+  <ds:schemaRefs>
+    <ds:schemaRef ds:uri="http://schemas.microsoft.com/office/2006/metadata/contentType"/>
+    <ds:schemaRef ds:uri="http://schemas.microsoft.com/office/2006/metadata/properties/metaAttributes"/>
+    <ds:schemaRef ds:uri="http://www.w3.org/2001/XMLSchema"/>
+    <ds:schemaRef ds:uri="http://schemas.microsoft.com/office/2006/metadata/properties"/>
+    <ds:schemaRef ds:uri="afe800c1-764f-472c-b5fc-24f3037bfbbe"/>
+    <ds:schemaRef ds:uri="073d16a0-ed37-48c4-8a34-5dffb29779e5"/>
+    <ds:schemaRef ds:uri="http://schemas.microsoft.com/office/2006/documentManagement/types"/>
+    <ds:schemaRef ds:uri="http://schemas.microsoft.com/office/infopath/2007/PartnerControls"/>
+    <ds:schemaRef ds:uri="http://schemas.openxmlformats.org/package/2006/metadata/core-properties"/>
+    <ds:schemaRef ds:uri="http://purl.org/dc/elements/1.1/"/>
+    <ds:schemaRef ds:uri="http://purl.org/dc/terms/"/>
+    <ds:schemaRef ds:uri="http://schemas.microsoft.com/internal/obd"/>
+  </ds:schemaRefs>
+</ds:datastoreItem>
 </file>